--- a/docs/UoN_MMC_AMR_Model_XieYifei.docx
+++ b/docs/UoN_MMC_AMR_Model_XieYifei.docx
@@ -10,11 +10,6 @@
         <w:widowControl/>
         <w:suppressLineNumbers w:val="0"/>
         <w:ind w:left="720" w:right="720"/>
-        <w:rPr>
-          <w:rFonts w:hint="default" w:ascii="Arial" w:hAnsi="Arial" w:eastAsia="宋体" w:cs="Arial"/>
-          <w:sz w:val="24"/>
-          <w:szCs w:val="24"/>
-        </w:rPr>
       </w:pPr>
       <w:r>
         <w:rPr>
@@ -59,6 +54,19 @@
           </wp:inline>
         </w:drawing>
       </w:r>
+    </w:p>
+    <w:p>
+      <w:pPr>
+        <w:pStyle w:val="2"/>
+        <w:keepNext w:val="0"/>
+        <w:keepLines w:val="0"/>
+        <w:widowControl/>
+        <w:suppressLineNumbers w:val="0"/>
+        <w:ind w:left="720" w:right="720"/>
+        <w:rPr>
+          <w:rFonts w:hint="default"/>
+        </w:rPr>
+      </w:pPr>
     </w:p>
     <w:p>
       <w:pPr>
@@ -110,6 +118,149 @@
           </wp:inline>
         </w:drawing>
       </w:r>
+    </w:p>
+    <w:p>
+      <w:r>
+        <w:drawing>
+          <wp:inline distT="0" distB="0" distL="114300" distR="114300">
+            <wp:extent cx="5266690" cy="3489325"/>
+            <wp:effectExtent l="0" t="0" r="3810" b="3175"/>
+            <wp:docPr id="1" name="图片 1"/>
+            <wp:cNvGraphicFramePr>
+              <a:graphicFrameLocks xmlns:a="http://schemas.openxmlformats.org/drawingml/2006/main" noChangeAspect="1"/>
+            </wp:cNvGraphicFramePr>
+            <a:graphic xmlns:a="http://schemas.openxmlformats.org/drawingml/2006/main">
+              <a:graphicData uri="http://schemas.openxmlformats.org/drawingml/2006/picture">
+                <pic:pic xmlns:pic="http://schemas.openxmlformats.org/drawingml/2006/picture">
+                  <pic:nvPicPr>
+                    <pic:cNvPr id="1" name="图片 1"/>
+                    <pic:cNvPicPr>
+                      <a:picLocks noChangeAspect="1"/>
+                    </pic:cNvPicPr>
+                  </pic:nvPicPr>
+                  <pic:blipFill>
+                    <a:blip r:embed="rId6"/>
+                    <a:stretch>
+                      <a:fillRect/>
+                    </a:stretch>
+                  </pic:blipFill>
+                  <pic:spPr>
+                    <a:xfrm>
+                      <a:off x="0" y="0"/>
+                      <a:ext cx="5266690" cy="3489325"/>
+                    </a:xfrm>
+                    <a:prstGeom prst="rect">
+                      <a:avLst/>
+                    </a:prstGeom>
+                    <a:noFill/>
+                    <a:ln>
+                      <a:noFill/>
+                    </a:ln>
+                  </pic:spPr>
+                </pic:pic>
+              </a:graphicData>
+            </a:graphic>
+          </wp:inline>
+        </w:drawing>
+      </w:r>
+    </w:p>
+    <w:p>
+      <w:r>
+        <w:drawing>
+          <wp:inline distT="0" distB="0" distL="114300" distR="114300">
+            <wp:extent cx="4417060" cy="10043160"/>
+            <wp:effectExtent l="0" t="0" r="2540" b="2540"/>
+            <wp:docPr id="3" name="图片 3"/>
+            <wp:cNvGraphicFramePr>
+              <a:graphicFrameLocks xmlns:a="http://schemas.openxmlformats.org/drawingml/2006/main" noChangeAspect="1"/>
+            </wp:cNvGraphicFramePr>
+            <a:graphic xmlns:a="http://schemas.openxmlformats.org/drawingml/2006/main">
+              <a:graphicData uri="http://schemas.openxmlformats.org/drawingml/2006/picture">
+                <pic:pic xmlns:pic="http://schemas.openxmlformats.org/drawingml/2006/picture">
+                  <pic:nvPicPr>
+                    <pic:cNvPr id="3" name="图片 3"/>
+                    <pic:cNvPicPr>
+                      <a:picLocks noChangeAspect="1"/>
+                    </pic:cNvPicPr>
+                  </pic:nvPicPr>
+                  <pic:blipFill>
+                    <a:blip r:embed="rId7"/>
+                    <a:stretch>
+                      <a:fillRect/>
+                    </a:stretch>
+                  </pic:blipFill>
+                  <pic:spPr>
+                    <a:xfrm>
+                      <a:off x="0" y="0"/>
+                      <a:ext cx="4417060" cy="10043160"/>
+                    </a:xfrm>
+                    <a:prstGeom prst="rect">
+                      <a:avLst/>
+                    </a:prstGeom>
+                    <a:noFill/>
+                    <a:ln>
+                      <a:noFill/>
+                    </a:ln>
+                  </pic:spPr>
+                </pic:pic>
+              </a:graphicData>
+            </a:graphic>
+          </wp:inline>
+        </w:drawing>
+      </w:r>
+    </w:p>
+    <w:p>
+      <w:r>
+        <w:drawing>
+          <wp:inline distT="0" distB="0" distL="114300" distR="114300">
+            <wp:extent cx="5265420" cy="1357630"/>
+            <wp:effectExtent l="0" t="0" r="5080" b="1270"/>
+            <wp:docPr id="6" name="图片 4"/>
+            <wp:cNvGraphicFramePr>
+              <a:graphicFrameLocks xmlns:a="http://schemas.openxmlformats.org/drawingml/2006/main" noChangeAspect="1"/>
+            </wp:cNvGraphicFramePr>
+            <a:graphic xmlns:a="http://schemas.openxmlformats.org/drawingml/2006/main">
+              <a:graphicData uri="http://schemas.openxmlformats.org/drawingml/2006/picture">
+                <pic:pic xmlns:pic="http://schemas.openxmlformats.org/drawingml/2006/picture">
+                  <pic:nvPicPr>
+                    <pic:cNvPr id="6" name="图片 4"/>
+                    <pic:cNvPicPr>
+                      <a:picLocks noChangeAspect="1"/>
+                    </pic:cNvPicPr>
+                  </pic:nvPicPr>
+                  <pic:blipFill>
+                    <a:blip r:embed="rId8"/>
+                    <a:stretch>
+                      <a:fillRect/>
+                    </a:stretch>
+                  </pic:blipFill>
+                  <pic:spPr>
+                    <a:xfrm>
+                      <a:off x="0" y="0"/>
+                      <a:ext cx="5265420" cy="1357630"/>
+                    </a:xfrm>
+                    <a:prstGeom prst="rect">
+                      <a:avLst/>
+                    </a:prstGeom>
+                    <a:noFill/>
+                    <a:ln>
+                      <a:noFill/>
+                    </a:ln>
+                  </pic:spPr>
+                </pic:pic>
+              </a:graphicData>
+            </a:graphic>
+          </wp:inline>
+        </w:drawing>
+      </w:r>
+    </w:p>
+    <w:p>
+      <w:pPr>
+        <w:rPr>
+          <w:rFonts w:hint="eastAsia"/>
+          <w:lang w:eastAsia="zh-CN"/>
+        </w:rPr>
+      </w:pPr>
       <w:bookmarkStart w:id="0" w:name="_GoBack"/>
       <w:bookmarkEnd w:id="0"/>
     </w:p>
@@ -226,7 +377,7 @@
     <w:lsdException w:unhideWhenUsed="0" w:uiPriority="0" w:semiHidden="0" w:name="Document Map"/>
     <w:lsdException w:unhideWhenUsed="0" w:uiPriority="0" w:semiHidden="0" w:name="Plain Text"/>
     <w:lsdException w:unhideWhenUsed="0" w:uiPriority="0" w:semiHidden="0" w:name="E-mail Signature"/>
-    <w:lsdException w:unhideWhenUsed="0" w:uiPriority="0" w:semiHidden="0" w:name="Normal (Web)"/>
+    <w:lsdException w:qFormat="1" w:unhideWhenUsed="0" w:uiPriority="0" w:semiHidden="0" w:name="Normal (Web)"/>
     <w:lsdException w:unhideWhenUsed="0" w:uiPriority="0" w:semiHidden="0" w:name="HTML Acronym"/>
     <w:lsdException w:unhideWhenUsed="0" w:uiPriority="0" w:semiHidden="0" w:name="HTML Address"/>
     <w:lsdException w:unhideWhenUsed="0" w:uiPriority="0" w:semiHidden="0" w:name="HTML Cite"/>
@@ -237,7 +388,7 @@
     <w:lsdException w:unhideWhenUsed="0" w:uiPriority="0" w:semiHidden="0" w:name="HTML Sample"/>
     <w:lsdException w:unhideWhenUsed="0" w:uiPriority="0" w:semiHidden="0" w:name="HTML Typewriter"/>
     <w:lsdException w:unhideWhenUsed="0" w:uiPriority="0" w:semiHidden="0" w:name="HTML Variable"/>
-    <w:lsdException w:unhideWhenUsed="0" w:uiPriority="0" w:name="Normal Table"/>
+    <w:lsdException w:qFormat="1" w:unhideWhenUsed="0" w:uiPriority="0" w:name="Normal Table"/>
     <w:lsdException w:unhideWhenUsed="0" w:uiPriority="0" w:semiHidden="0" w:name="annotation subject"/>
     <w:lsdException w:unhideWhenUsed="0" w:uiPriority="0" w:semiHidden="0" w:name="Table Simple 1"/>
     <w:lsdException w:unhideWhenUsed="0" w:uiPriority="0" w:semiHidden="0" w:name="Table Simple 2"/>
@@ -408,6 +559,7 @@
   <w:style w:type="table" w:default="1" w:styleId="3">
     <w:name w:val="Normal Table"/>
     <w:semiHidden/>
+    <w:qFormat/>
     <w:uiPriority w:val="0"/>
     <w:tblPr>
       <w:tblCellMar>
@@ -421,6 +573,7 @@
   <w:style w:type="paragraph" w:styleId="2">
     <w:name w:val="Normal (Web)"/>
     <w:basedOn w:val="1"/>
+    <w:qFormat/>
     <w:uiPriority w:val="0"/>
     <w:pPr>
       <w:spacing w:before="0" w:beforeAutospacing="1" w:after="0" w:afterAutospacing="1"/>
